--- a/AI_Agents_and_Advanced_Fine_Tuning_Bootcamp/Weekly_Quizzes/Week_04_Quiz_Solution.docx
+++ b/AI_Agents_and_Advanced_Fine_Tuning_Bootcamp/Weekly_Quizzes/Week_04_Quiz_Solution.docx
@@ -12,7 +12,7 @@
           <w:color w:val="1E2761"/>
           <w:sz w:val="44"/>
         </w:rPr>
-        <w:t>Week 4 Quiz — Answer Key</w:t>
+        <w:t>Week 4 Quiz: Answer Key</w:t>
       </w:r>
     </w:p>
     <w:p>
@@ -32,7 +32,7 @@
           <w:color w:val="333333"/>
           <w:sz w:val="22"/>
         </w:rPr>
-        <w:t>Wednesday 8:30 to 10:00 AM PST | 30 minutes | 60 points</w:t>
+        <w:t>Wednesday 8:30 to 10:00 AM PT | 30 minutes | 60 points</w:t>
       </w:r>
     </w:p>
     <w:p>
@@ -872,7 +872,7 @@
           <w:color w:val="333333"/>
           <w:sz w:val="22"/>
         </w:rPr>
-        <w:t>Explanation: ORPO blends preference learning with SFT-like signal.</w:t>
+        <w:t>Explanation: ORPO blends preference learning with an SFT-like signal. ORPO itself is a preference fine-tuning method (weights, not prompts); it pairs with DPO in Week 6. The prompt-space optimizer covered this week is OPRO.</w:t>
       </w:r>
     </w:p>
     <w:p>
@@ -940,6 +940,22 @@
           <w:sz w:val="22"/>
         </w:rPr>
         <w:t>TextGrad excels when refining an existing prompt with concrete failure cases (the critic supplies targeted gradients). Struggles when starting from scratch (no signal to compute gradients against) and on tasks where the critic itself is the bottleneck.</w:t>
+      </w:r>
+    </w:p>
+    <w:p>
+      <w:pPr>
+        <w:pBdr>
+          <w:bottom w:val="single" w:sz="6" w:space="1" w:color="1E2761"/>
+        </w:pBdr>
+      </w:pPr>
+    </w:p>
+    <w:p>
+      <w:r>
+        <w:rPr>
+          <w:color w:val="333333"/>
+          <w:sz w:val="18"/>
+        </w:rPr>
+        <w:t>© 2026 Proxiant Academy | info@proxiant.com | https://proxiant.ai/training</w:t>
       </w:r>
     </w:p>
     <w:sectPr>
